--- a/CustomerChurn/src/09_model_building/model building.docx
+++ b/CustomerChurn/src/09_model_building/model building.docx
@@ -14,24 +14,148 @@
     <w:p/>
     <w:p>
       <w:pPr>
-        <w:rPr>
-          <w:b/>
-          <w:bCs/>
-        </w:rPr>
-      </w:pPr>
-      <w:r>
-        <w:rPr>
-          <w:b/>
-          <w:bCs/>
-        </w:rPr>
-        <w:t>L</w:t>
-      </w:r>
-      <w:r>
-        <w:rPr>
-          <w:b/>
-          <w:bCs/>
-        </w:rPr>
-        <w:t>ogistic</w:t>
+        <w:pStyle w:val="ListParagraph"/>
+        <w:numPr>
+          <w:ilvl w:val="0"/>
+          <w:numId w:val="1"/>
+        </w:numPr>
+        <w:spacing w:before="100" w:after="200" w:line="276" w:lineRule="auto"/>
+        <w:jc w:val="both"/>
+        <w:rPr>
+          <w:rStyle w:val="SubtleReference"/>
+          <w:b w:val="0"/>
+          <w:sz w:val="22"/>
+          <w:szCs w:val="22"/>
+          <w:u w:val="single"/>
+        </w:rPr>
+      </w:pPr>
+      <w:r>
+        <w:rPr>
+          <w:rStyle w:val="SubtleReference"/>
+          <w:sz w:val="22"/>
+          <w:szCs w:val="22"/>
+          <w:u w:val="single"/>
+        </w:rPr>
+        <w:t>Deliverables:</w:t>
+      </w:r>
+    </w:p>
+    <w:p>
+      <w:pPr>
+        <w:pStyle w:val="ListParagraph"/>
+        <w:numPr>
+          <w:ilvl w:val="1"/>
+          <w:numId w:val="1"/>
+        </w:numPr>
+        <w:spacing w:before="100" w:after="200" w:line="276" w:lineRule="auto"/>
+        <w:jc w:val="both"/>
+        <w:rPr>
+          <w:rStyle w:val="SubtleReference"/>
+          <w:b w:val="0"/>
+          <w:sz w:val="22"/>
+          <w:szCs w:val="22"/>
+        </w:rPr>
+      </w:pPr>
+      <w:r>
+        <w:rPr>
+          <w:rStyle w:val="SubtleReference"/>
+          <w:sz w:val="22"/>
+          <w:szCs w:val="22"/>
+        </w:rPr>
+        <w:t>Python script for model training and evaluation</w:t>
+      </w:r>
+    </w:p>
+    <w:p>
+      <w:pPr>
+        <w:pStyle w:val="ListParagraph"/>
+        <w:numPr>
+          <w:ilvl w:val="1"/>
+          <w:numId w:val="1"/>
+        </w:numPr>
+        <w:spacing w:before="100" w:after="200" w:line="276" w:lineRule="auto"/>
+        <w:jc w:val="both"/>
+        <w:rPr>
+          <w:rStyle w:val="SubtleReference"/>
+          <w:b w:val="0"/>
+          <w:sz w:val="22"/>
+          <w:szCs w:val="22"/>
+        </w:rPr>
+      </w:pPr>
+      <w:r>
+        <w:rPr>
+          <w:rStyle w:val="SubtleReference"/>
+          <w:sz w:val="22"/>
+          <w:szCs w:val="22"/>
+        </w:rPr>
+        <w:t>Model performance report</w:t>
+      </w:r>
+    </w:p>
+    <w:p>
+      <w:pPr>
+        <w:pStyle w:val="ListParagraph"/>
+        <w:numPr>
+          <w:ilvl w:val="1"/>
+          <w:numId w:val="1"/>
+        </w:numPr>
+        <w:spacing w:before="100" w:after="200" w:line="276" w:lineRule="auto"/>
+        <w:jc w:val="both"/>
+        <w:rPr>
+          <w:bCs/>
+          <w:color w:val="4472C4" w:themeColor="accent1"/>
+          <w:sz w:val="22"/>
+          <w:szCs w:val="22"/>
+        </w:rPr>
+      </w:pPr>
+      <w:r>
+        <w:rPr>
+          <w:rStyle w:val="SubtleReference"/>
+          <w:sz w:val="22"/>
+          <w:szCs w:val="22"/>
+        </w:rPr>
+        <w:t>A versioned, saved model file (e.g.</w:t>
+      </w:r>
+      <w:proofErr w:type="gramStart"/>
+      <w:r>
+        <w:rPr>
+          <w:rStyle w:val="SubtleReference"/>
+          <w:sz w:val="22"/>
+          <w:szCs w:val="22"/>
+        </w:rPr>
+        <w:t>, .</w:t>
+      </w:r>
+      <w:proofErr w:type="spellStart"/>
+      <w:r>
+        <w:rPr>
+          <w:rStyle w:val="SubtleReference"/>
+          <w:sz w:val="22"/>
+          <w:szCs w:val="22"/>
+        </w:rPr>
+        <w:t>pkl</w:t>
+      </w:r>
+      <w:proofErr w:type="spellEnd"/>
+      <w:proofErr w:type="gramEnd"/>
+      <w:r>
+        <w:rPr>
+          <w:rStyle w:val="SubtleReference"/>
+          <w:sz w:val="22"/>
+          <w:szCs w:val="22"/>
+        </w:rPr>
+        <w:t>, .h5)</w:t>
+      </w:r>
+    </w:p>
+    <w:p/>
+    <w:p>
+      <w:pPr>
+        <w:rPr>
+          <w:b/>
+          <w:bCs/>
+        </w:rPr>
+      </w:pPr>
+      <w:r>
+        <w:rPr>
+          <w:b/>
+          <w:bCs/>
+        </w:rPr>
+        <w:t>Logistic</w:t>
       </w:r>
       <w:r>
         <w:rPr>
@@ -57,6 +181,9 @@
     </w:p>
     <w:p>
       <w:r>
+        <w:rPr>
+          <w:noProof/>
+        </w:rPr>
         <w:drawing>
           <wp:inline distT="0" distB="0" distL="0" distR="0" wp14:anchorId="587C3102" wp14:editId="305DC89C">
             <wp:extent cx="5943600" cy="3248660"/>
@@ -73,7 +200,7 @@
                     <pic:cNvPicPr/>
                   </pic:nvPicPr>
                   <pic:blipFill>
-                    <a:blip r:embed="rId4"/>
+                    <a:blip r:embed="rId5"/>
                     <a:stretch>
                       <a:fillRect/>
                     </a:stretch>
@@ -107,14 +234,7 @@
           <w:b/>
           <w:bCs/>
         </w:rPr>
-        <w:t>R</w:t>
-      </w:r>
-      <w:r>
-        <w:rPr>
-          <w:b/>
-          <w:bCs/>
-        </w:rPr>
-        <w:t>andom</w:t>
+        <w:t>Random</w:t>
       </w:r>
       <w:r>
         <w:rPr>
@@ -149,25 +269,14 @@
           <w:b/>
           <w:bCs/>
         </w:rPr>
-        <w:t xml:space="preserve"> </w:t>
-      </w:r>
-      <w:r>
-        <w:rPr>
-          <w:b/>
-          <w:bCs/>
-        </w:rPr>
-        <w:t>evaluation metrics</w:t>
-      </w:r>
-      <w:r>
-        <w:rPr>
-          <w:b/>
-          <w:bCs/>
-        </w:rPr>
-        <w:t xml:space="preserve"> for the latest version</w:t>
-      </w:r>
-    </w:p>
-    <w:p>
-      <w:r>
+        <w:t xml:space="preserve"> evaluation metrics for the latest version</w:t>
+      </w:r>
+    </w:p>
+    <w:p>
+      <w:r>
+        <w:rPr>
+          <w:noProof/>
+        </w:rPr>
         <w:lastRenderedPageBreak/>
         <w:drawing>
           <wp:inline distT="0" distB="0" distL="0" distR="0" wp14:anchorId="1F5DAD94" wp14:editId="2A2E4F7D">
@@ -185,7 +294,7 @@
                     <pic:cNvPicPr/>
                   </pic:nvPicPr>
                   <pic:blipFill>
-                    <a:blip r:embed="rId5"/>
+                    <a:blip r:embed="rId6"/>
                     <a:stretch>
                       <a:fillRect/>
                     </a:stretch>
@@ -256,6 +365,9 @@
     </w:p>
     <w:p>
       <w:r>
+        <w:rPr>
+          <w:noProof/>
+        </w:rPr>
         <w:drawing>
           <wp:inline distT="0" distB="0" distL="0" distR="0" wp14:anchorId="6D83B160" wp14:editId="5F65B48A">
             <wp:extent cx="5943600" cy="1927225"/>
@@ -272,7 +384,7 @@
                     <pic:cNvPicPr/>
                   </pic:nvPicPr>
                   <pic:blipFill>
-                    <a:blip r:embed="rId6"/>
+                    <a:blip r:embed="rId7"/>
                     <a:stretch>
                       <a:fillRect/>
                     </a:stretch>
@@ -310,6 +422,9 @@
     </w:p>
     <w:p>
       <w:r>
+        <w:rPr>
+          <w:noProof/>
+        </w:rPr>
         <w:lastRenderedPageBreak/>
         <w:drawing>
           <wp:inline distT="0" distB="0" distL="0" distR="0" wp14:anchorId="1616861D" wp14:editId="714CAED6">
@@ -327,7 +442,7 @@
                     <pic:cNvPicPr/>
                   </pic:nvPicPr>
                   <pic:blipFill>
-                    <a:blip r:embed="rId7"/>
+                    <a:blip r:embed="rId8"/>
                     <a:stretch>
                       <a:fillRect/>
                     </a:stretch>
@@ -370,6 +485,9 @@
         <w:br/>
       </w:r>
       <w:r>
+        <w:rPr>
+          <w:noProof/>
+        </w:rPr>
         <w:drawing>
           <wp:inline distT="0" distB="0" distL="0" distR="0" wp14:anchorId="71CD0F25" wp14:editId="61614A43">
             <wp:extent cx="5943600" cy="3176270"/>
@@ -386,7 +504,7 @@
                     <pic:cNvPicPr/>
                   </pic:nvPicPr>
                   <pic:blipFill>
-                    <a:blip r:embed="rId8"/>
+                    <a:blip r:embed="rId9"/>
                     <a:stretch>
                       <a:fillRect/>
                     </a:stretch>
@@ -420,25 +538,14 @@
           <w:b/>
           <w:bCs/>
         </w:rPr>
-        <w:t xml:space="preserve">Versions of </w:t>
-      </w:r>
-      <w:r>
-        <w:rPr>
-          <w:b/>
-          <w:bCs/>
-        </w:rPr>
-        <w:t>random forest</w:t>
-      </w:r>
-      <w:r>
-        <w:rPr>
-          <w:b/>
-          <w:bCs/>
-        </w:rPr>
-        <w:t xml:space="preserve"> model</w:t>
-      </w:r>
-    </w:p>
-    <w:p>
-      <w:r>
+        <w:t>Versions of random forest model</w:t>
+      </w:r>
+    </w:p>
+    <w:p>
+      <w:r>
+        <w:rPr>
+          <w:noProof/>
+        </w:rPr>
         <w:lastRenderedPageBreak/>
         <w:drawing>
           <wp:inline distT="0" distB="0" distL="0" distR="0" wp14:anchorId="06A9607D" wp14:editId="14317CB1">
@@ -456,7 +563,7 @@
                     <pic:cNvPicPr/>
                   </pic:nvPicPr>
                   <pic:blipFill>
-                    <a:blip r:embed="rId9"/>
+                    <a:blip r:embed="rId10"/>
                     <a:stretch>
                       <a:fillRect/>
                     </a:stretch>
@@ -511,6 +618,9 @@
     <w:p/>
     <w:p>
       <w:r>
+        <w:rPr>
+          <w:noProof/>
+        </w:rPr>
         <w:drawing>
           <wp:inline distT="0" distB="0" distL="0" distR="0" wp14:anchorId="55D8ED97" wp14:editId="309564C2">
             <wp:extent cx="5943600" cy="3151505"/>
@@ -527,7 +637,7 @@
                     <pic:cNvPicPr/>
                   </pic:nvPicPr>
                   <pic:blipFill>
-                    <a:blip r:embed="rId10"/>
+                    <a:blip r:embed="rId11"/>
                     <a:stretch>
                       <a:fillRect/>
                     </a:stretch>
@@ -566,6 +676,9 @@
     </w:p>
     <w:p>
       <w:r>
+        <w:rPr>
+          <w:noProof/>
+        </w:rPr>
         <w:lastRenderedPageBreak/>
         <w:drawing>
           <wp:inline distT="0" distB="0" distL="0" distR="0" wp14:anchorId="3318818D" wp14:editId="0A0CCF24">
@@ -583,7 +696,7 @@
                     <pic:cNvPicPr/>
                   </pic:nvPicPr>
                   <pic:blipFill>
-                    <a:blip r:embed="rId11"/>
+                    <a:blip r:embed="rId12"/>
                     <a:stretch>
                       <a:fillRect/>
                     </a:stretch>
@@ -656,6 +769,9 @@
     </w:p>
     <w:p>
       <w:r>
+        <w:rPr>
+          <w:noProof/>
+        </w:rPr>
         <w:drawing>
           <wp:inline distT="0" distB="0" distL="0" distR="0" wp14:anchorId="6C1795AA" wp14:editId="30DD91F6">
             <wp:extent cx="5943600" cy="2528570"/>
@@ -672,7 +788,7 @@
                     <pic:cNvPicPr/>
                   </pic:nvPicPr>
                   <pic:blipFill>
-                    <a:blip r:embed="rId12"/>
+                    <a:blip r:embed="rId13"/>
                     <a:stretch>
                       <a:fillRect/>
                     </a:stretch>
@@ -693,6 +809,81 @@
         </w:drawing>
       </w:r>
     </w:p>
+    <w:p/>
+    <w:p/>
+    <w:p/>
+    <w:p>
+      <w:pPr>
+        <w:rPr>
+          <w:b/>
+          <w:bCs/>
+        </w:rPr>
+      </w:pPr>
+      <w:r>
+        <w:rPr>
+          <w:b/>
+          <w:bCs/>
+        </w:rPr>
+        <w:lastRenderedPageBreak/>
+        <w:t>Model inference</w:t>
+      </w:r>
+    </w:p>
+    <w:p>
+      <w:r>
+        <w:t xml:space="preserve">For inferring using our models built, we created a test to predict </w:t>
+      </w:r>
+      <w:proofErr w:type="spellStart"/>
+      <w:r>
+        <w:t>churnability</w:t>
+      </w:r>
+      <w:proofErr w:type="spellEnd"/>
+      <w:r>
+        <w:t>, following is the result of the test</w:t>
+      </w:r>
+      <w:r>
+        <w:br/>
+      </w:r>
+      <w:r>
+        <w:br/>
+      </w:r>
+      <w:r>
+        <w:drawing>
+          <wp:inline distT="0" distB="0" distL="0" distR="0" wp14:anchorId="6FCB33A2" wp14:editId="267B9174">
+            <wp:extent cx="5943600" cy="3067685"/>
+            <wp:effectExtent l="0" t="0" r="0" b="0"/>
+            <wp:docPr id="935680619" name="Picture 1"/>
+            <wp:cNvGraphicFramePr>
+              <a:graphicFrameLocks xmlns:a="http://schemas.openxmlformats.org/drawingml/2006/main" noChangeAspect="1"/>
+            </wp:cNvGraphicFramePr>
+            <a:graphic xmlns:a="http://schemas.openxmlformats.org/drawingml/2006/main">
+              <a:graphicData uri="http://schemas.openxmlformats.org/drawingml/2006/picture">
+                <pic:pic xmlns:pic="http://schemas.openxmlformats.org/drawingml/2006/picture">
+                  <pic:nvPicPr>
+                    <pic:cNvPr id="935680619" name=""/>
+                    <pic:cNvPicPr/>
+                  </pic:nvPicPr>
+                  <pic:blipFill>
+                    <a:blip r:embed="rId14"/>
+                    <a:stretch>
+                      <a:fillRect/>
+                    </a:stretch>
+                  </pic:blipFill>
+                  <pic:spPr>
+                    <a:xfrm>
+                      <a:off x="0" y="0"/>
+                      <a:ext cx="5943600" cy="3067685"/>
+                    </a:xfrm>
+                    <a:prstGeom prst="rect">
+                      <a:avLst/>
+                    </a:prstGeom>
+                  </pic:spPr>
+                </pic:pic>
+              </a:graphicData>
+            </a:graphic>
+          </wp:inline>
+        </w:drawing>
+      </w:r>
+    </w:p>
     <w:sectPr>
       <w:pgSz w:w="12240" w:h="15840"/>
       <w:pgMar w:top="1440" w:right="1440" w:bottom="1440" w:left="1440" w:header="720" w:footer="720" w:gutter="0"/>
@@ -701,6 +892,127 @@
     </w:sectPr>
   </w:body>
 </w:document>
+</file>
+
+<file path=word/numbering.xml><?xml version="1.0" encoding="utf-8"?>
+<w:numbering xmlns:wpc="http://schemas.microsoft.com/office/word/2010/wordprocessingCanvas" xmlns:cx="http://schemas.microsoft.com/office/drawing/2014/chartex" xmlns:cx1="http://schemas.microsoft.com/office/drawing/2015/9/8/chartex" xmlns:cx2="http://schemas.microsoft.com/office/drawing/2015/10/21/chartex" xmlns:cx3="http://schemas.microsoft.com/office/drawing/2016/5/9/chartex" xmlns:cx4="http://schemas.microsoft.com/office/drawing/2016/5/10/chartex" xmlns:cx5="http://schemas.microsoft.com/office/drawing/2016/5/11/chartex" xmlns:cx6="http://schemas.microsoft.com/office/drawing/2016/5/12/chartex" xmlns:cx7="http://schemas.microsoft.com/office/drawing/2016/5/13/chartex" xmlns:cx8="http://schemas.microsoft.com/office/drawing/2016/5/14/chartex" xmlns:mc="http://schemas.openxmlformats.org/markup-compatibility/2006" xmlns:aink="http://schemas.microsoft.com/office/drawing/2016/ink" xmlns:am3d="http://schemas.microsoft.com/office/drawing/2017/model3d" xmlns:o="urn:schemas-microsoft-com:office:office" xmlns:oel="http://schemas.microsoft.com/office/2019/extlst" xmlns:r="http://schemas.openxmlformats.org/officeDocument/2006/relationships" xmlns:m="http://schemas.openxmlformats.org/officeDocument/2006/math" xmlns:v="urn:schemas-microsoft-com:vml" xmlns:wp14="http://schemas.microsoft.com/office/word/2010/wordprocessingDrawing" xmlns:wp="http://schemas.openxmlformats.org/drawingml/2006/wordprocessingDrawing" xmlns:w10="urn:schemas-microsoft-com:office:word" xmlns:w="http://schemas.openxmlformats.org/wordprocessingml/2006/main" xmlns:w14="http://schemas.microsoft.com/office/word/2010/wordml" xmlns:w15="http://schemas.microsoft.com/office/word/2012/wordml" xmlns:w16cex="http://schemas.microsoft.com/office/word/2018/wordml/cex" xmlns:w16cid="http://schemas.microsoft.com/office/word/2016/wordml/cid" xmlns:w16="http://schemas.microsoft.com/office/word/2018/wordml" xmlns:w16du="http://schemas.microsoft.com/office/word/2023/wordml/word16du" xmlns:w16sdtdh="http://schemas.microsoft.com/office/word/2020/wordml/sdtdatahash" xmlns:w16sdtfl="http://schemas.microsoft.com/office/word/2024/wordml/sdtformatlock" xmlns:w16se="http://schemas.microsoft.com/office/word/2015/wordml/symex" xmlns:wpg="http://schemas.microsoft.com/office/word/2010/wordprocessingGroup" xmlns:wpi="http://schemas.microsoft.com/office/word/2010/wordprocessingInk" xmlns:wne="http://schemas.microsoft.com/office/word/2006/wordml" xmlns:wps="http://schemas.microsoft.com/office/word/2010/wordprocessingShape" mc:Ignorable="w14 w15 w16se w16cid w16 w16cex w16sdtdh w16sdtfl w16du wp14">
+  <w:abstractNum w:abstractNumId="0" w15:restartNumberingAfterBreak="0">
+    <w:nsid w:val="2CC07ACF"/>
+    <w:multiLevelType w:val="hybridMultilevel"/>
+    <w:tmpl w:val="6EDEBFB2"/>
+    <w:lvl w:ilvl="0" w:tplc="40090001">
+      <w:start w:val="1"/>
+      <w:numFmt w:val="bullet"/>
+      <w:lvlText w:val=""/>
+      <w:lvlJc w:val="left"/>
+      <w:pPr>
+        <w:ind w:left="720" w:hanging="360"/>
+      </w:pPr>
+      <w:rPr>
+        <w:rFonts w:ascii="Symbol" w:hAnsi="Symbol" w:hint="default"/>
+      </w:rPr>
+    </w:lvl>
+    <w:lvl w:ilvl="1" w:tplc="40090003">
+      <w:start w:val="1"/>
+      <w:numFmt w:val="bullet"/>
+      <w:lvlText w:val="o"/>
+      <w:lvlJc w:val="left"/>
+      <w:pPr>
+        <w:ind w:left="1440" w:hanging="360"/>
+      </w:pPr>
+      <w:rPr>
+        <w:rFonts w:ascii="Courier New" w:hAnsi="Courier New" w:cs="Courier New" w:hint="default"/>
+      </w:rPr>
+    </w:lvl>
+    <w:lvl w:ilvl="2" w:tplc="40090005" w:tentative="1">
+      <w:start w:val="1"/>
+      <w:numFmt w:val="bullet"/>
+      <w:lvlText w:val=""/>
+      <w:lvlJc w:val="left"/>
+      <w:pPr>
+        <w:ind w:left="2160" w:hanging="360"/>
+      </w:pPr>
+      <w:rPr>
+        <w:rFonts w:ascii="Wingdings" w:hAnsi="Wingdings" w:hint="default"/>
+      </w:rPr>
+    </w:lvl>
+    <w:lvl w:ilvl="3" w:tplc="40090001" w:tentative="1">
+      <w:start w:val="1"/>
+      <w:numFmt w:val="bullet"/>
+      <w:lvlText w:val=""/>
+      <w:lvlJc w:val="left"/>
+      <w:pPr>
+        <w:ind w:left="2880" w:hanging="360"/>
+      </w:pPr>
+      <w:rPr>
+        <w:rFonts w:ascii="Symbol" w:hAnsi="Symbol" w:hint="default"/>
+      </w:rPr>
+    </w:lvl>
+    <w:lvl w:ilvl="4" w:tplc="40090003" w:tentative="1">
+      <w:start w:val="1"/>
+      <w:numFmt w:val="bullet"/>
+      <w:lvlText w:val="o"/>
+      <w:lvlJc w:val="left"/>
+      <w:pPr>
+        <w:ind w:left="3600" w:hanging="360"/>
+      </w:pPr>
+      <w:rPr>
+        <w:rFonts w:ascii="Courier New" w:hAnsi="Courier New" w:cs="Courier New" w:hint="default"/>
+      </w:rPr>
+    </w:lvl>
+    <w:lvl w:ilvl="5" w:tplc="40090005" w:tentative="1">
+      <w:start w:val="1"/>
+      <w:numFmt w:val="bullet"/>
+      <w:lvlText w:val=""/>
+      <w:lvlJc w:val="left"/>
+      <w:pPr>
+        <w:ind w:left="4320" w:hanging="360"/>
+      </w:pPr>
+      <w:rPr>
+        <w:rFonts w:ascii="Wingdings" w:hAnsi="Wingdings" w:hint="default"/>
+      </w:rPr>
+    </w:lvl>
+    <w:lvl w:ilvl="6" w:tplc="40090001" w:tentative="1">
+      <w:start w:val="1"/>
+      <w:numFmt w:val="bullet"/>
+      <w:lvlText w:val=""/>
+      <w:lvlJc w:val="left"/>
+      <w:pPr>
+        <w:ind w:left="5040" w:hanging="360"/>
+      </w:pPr>
+      <w:rPr>
+        <w:rFonts w:ascii="Symbol" w:hAnsi="Symbol" w:hint="default"/>
+      </w:rPr>
+    </w:lvl>
+    <w:lvl w:ilvl="7" w:tplc="40090003" w:tentative="1">
+      <w:start w:val="1"/>
+      <w:numFmt w:val="bullet"/>
+      <w:lvlText w:val="o"/>
+      <w:lvlJc w:val="left"/>
+      <w:pPr>
+        <w:ind w:left="5760" w:hanging="360"/>
+      </w:pPr>
+      <w:rPr>
+        <w:rFonts w:ascii="Courier New" w:hAnsi="Courier New" w:cs="Courier New" w:hint="default"/>
+      </w:rPr>
+    </w:lvl>
+    <w:lvl w:ilvl="8" w:tplc="40090005" w:tentative="1">
+      <w:start w:val="1"/>
+      <w:numFmt w:val="bullet"/>
+      <w:lvlText w:val=""/>
+      <w:lvlJc w:val="left"/>
+      <w:pPr>
+        <w:ind w:left="6480" w:hanging="360"/>
+      </w:pPr>
+      <w:rPr>
+        <w:rFonts w:ascii="Wingdings" w:hAnsi="Wingdings" w:hint="default"/>
+      </w:rPr>
+    </w:lvl>
+  </w:abstractNum>
+  <w:num w:numId="1" w16cid:durableId="757989619">
+    <w:abstractNumId w:val="0"/>
+  </w:num>
+</w:numbering>
 </file>
 
 <file path=word/styles.xml><?xml version="1.0" encoding="utf-8"?>
@@ -1306,6 +1618,7 @@
   <w:style w:type="character" w:default="1" w:styleId="DefaultParagraphFont">
     <w:name w:val="Default Paragraph Font"/>
     <w:uiPriority w:val="1"/>
+    <w:semiHidden/>
     <w:unhideWhenUsed/>
   </w:style>
   <w:style w:type="table" w:default="1" w:styleId="TableNormal">
